--- a/Backend/Director_Disclosure/Output_Disclosures/2024-25/ADANI_GREEN_ENERGY_FIFTEEN_LIMITED/DIR-8/DIR8_Neeraj_Kumar_Yadav_11002948.docx
+++ b/Backend/Director_Disclosure/Output_Disclosures/2024-25/ADANI_GREEN_ENERGY_FIFTEEN_LIMITED/DIR-8/DIR8_Neeraj_Kumar_Yadav_11002948.docx
@@ -189,7 +189,7 @@
           <w:b w:val="0"/>
           <w:sz w:val="23"/>
         </w:rPr>
-        <w:t>I, NEERAJ KUMAR YADAV, son/daughter of Mr. {{FATHER_NAME}}, resident of _____________________________________________, India hereby give notice that I am/was a Director in the following companies during the last three years:-</w:t>
+        <w:t>I, NEERAJ KUMAR YADAV, son/daughter of Mr. Mr. Rajendra Yadav, resident of _____________________________________________, India hereby give notice that I am/was a Director in the following companies during the last three years:-</w:t>
       </w:r>
     </w:p>
     <w:p>
@@ -1175,7 +1175,7 @@
           <w:b w:val="0"/>
           <w:sz w:val="23"/>
         </w:rPr>
-        <w:t xml:space="preserve">Date: 07th May, 2026</w:t>
+        <w:t xml:space="preserve">Date: 15th May, 2026</w:t>
         <w:tab/>
       </w:r>
     </w:p>

--- a/Backend/Director_Disclosure/Output_Disclosures/2024-25/ADANI_GREEN_ENERGY_FIFTEEN_LIMITED/DIR-8/DIR8_Neeraj_Kumar_Yadav_11002948.docx
+++ b/Backend/Director_Disclosure/Output_Disclosures/2024-25/ADANI_GREEN_ENERGY_FIFTEEN_LIMITED/DIR-8/DIR8_Neeraj_Kumar_Yadav_11002948.docx
@@ -709,7 +709,7 @@
                 <w:b w:val="0"/>
                 <w:sz w:val="23"/>
               </w:rPr>
-              <w:t>27/05/2025</w:t>
+              <w:t>23/06/2025</w:t>
             </w:r>
           </w:p>
         </w:tc>
@@ -760,7 +760,7 @@
                 <w:b w:val="0"/>
                 <w:sz w:val="23"/>
               </w:rPr>
-              <w:t>ADANI GREEN ENERGY FIFTEEN LIMITED</w:t>
+              <w:t>ADANI RENEWABLE ENERGY FIFTY SIX LIMITED</w:t>
             </w:r>
           </w:p>
         </w:tc>
@@ -779,7 +779,7 @@
                 <w:b w:val="0"/>
                 <w:sz w:val="23"/>
               </w:rPr>
-              <w:t>07/04/2025</w:t>
+              <w:t>23/06/2025</w:t>
             </w:r>
           </w:p>
         </w:tc>
@@ -849,7 +849,7 @@
                 <w:b w:val="0"/>
                 <w:sz w:val="23"/>
               </w:rPr>
-              <w:t>07/04/2025</w:t>
+              <w:t>23/06/2025</w:t>
             </w:r>
           </w:p>
         </w:tc>
@@ -919,7 +919,7 @@
                 <w:b w:val="0"/>
                 <w:sz w:val="23"/>
               </w:rPr>
-              <w:t>07/04/2025</w:t>
+              <w:t>20/06/2025</w:t>
             </w:r>
           </w:p>
         </w:tc>
@@ -970,7 +970,7 @@
                 <w:b w:val="0"/>
                 <w:sz w:val="23"/>
               </w:rPr>
-              <w:t>ADANI RENEWABLE ENERGY FIFTY SIX LIMITED</w:t>
+              <w:t>ADANI GREEN ENERGY FIFTEEN LIMITED</w:t>
             </w:r>
           </w:p>
         </w:tc>
@@ -989,7 +989,7 @@
                 <w:b w:val="0"/>
                 <w:sz w:val="23"/>
               </w:rPr>
-              <w:t>18/03/2025</w:t>
+              <w:t>20/06/2025</w:t>
             </w:r>
           </w:p>
         </w:tc>
@@ -1175,7 +1175,7 @@
           <w:b w:val="0"/>
           <w:sz w:val="23"/>
         </w:rPr>
-        <w:t xml:space="preserve">Date: 15th May, 2026</w:t>
+        <w:t xml:space="preserve">Date: 08th June, 2026</w:t>
         <w:tab/>
       </w:r>
     </w:p>
